--- a/Consultant Minutes/ConsultantMinutes-v2.docx
+++ b/Consultant Minutes/ConsultantMinutes-v2.docx
@@ -12,18 +12,24 @@
           <w:noProof/>
         </w:rPr>
         <w:pict w14:anchorId="4A40BE9B">
-          <v:group id="Group 19" o:spid="_x0000_s1046" style="position:absolute;margin-left:-54pt;margin-top:0;width:612pt;height:11in;z-index:-503316478;mso-wrap-distance-left:0;mso-wrap-distance-right:0;mso-position-vertical-relative:page" coordsize="77724,100584" o:gfxdata="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">
+          <v:group id="Group 19" o:spid="_x0000_s1046" style="position:absolute;margin-left:-54pt;margin-top:0;width:612pt;height:11in;z-index:-251658240;mso-wrap-distance-left:0;mso-wrap-distance-right:0;mso-position-vertical-relative:page" coordsize="77724,100584" o:gfxdata="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">
             <v:rect id="Rectangle 1" o:spid="_x0000_s1047" style="position:absolute;width:77724;height:100584;visibility:visible;mso-wrap-style:square;v-text-anchor:top" o:gfxdata="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" fillcolor="#f4ecdd [3206]" stroked="f" strokeweight="1.25pt"/>
-            <v:shape id="Graphic 16" o:spid="_x0000_s1048" style="position:absolute;width:23342;height:24670;visibility:visible;mso-wrap-style:square;v-text-anchor:top" coordsize="2335212,2467927" o:gfxdata="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" path="m,l2335212,r,2467927l,2467927,,xe" stroked="f" strokeweight="0">
+            <v:shape id="Graphic 16" o:spid="_x0000_s1048" style="position:absolute;width:23342;height:24670;visibility:visible;mso-wrap-style:square;v-text-anchor:top" coordsize="2335212,2467927" o:spt="100" o:gfxdata="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" adj="0,,0" path="m,l2335212,r,2467927l,2467927,,xe" stroked="f" strokeweight="0">
               <v:fill r:id="rId9" o:title="" recolor="t" type="frame"/>
+              <v:stroke joinstyle="round"/>
+              <v:formulas/>
               <v:path arrowok="t" o:connecttype="custom" o:connectlocs="0,0;2334240,0;2334240,2467080;0,2467080" o:connectangles="0,0,0,0" textboxrect="0,0,2335847,2468562"/>
             </v:shape>
-            <v:shape id="Graphic 12" o:spid="_x0000_s1049" style="position:absolute;left:54716;width:23008;height:24670;visibility:visible;mso-wrap-style:square;v-text-anchor:top" coordsize="2301557,2467927" o:gfxdata="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" path="m,l2301557,r,2467927l,2467927,,xe" stroked="f" strokeweight="0">
+            <v:shape id="Graphic 12" o:spid="_x0000_s1049" style="position:absolute;left:54716;width:23008;height:24670;visibility:visible;mso-wrap-style:square;v-text-anchor:top" coordsize="2301557,2467927" o:spt="100" o:gfxdata="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" adj="0,,0" path="m,l2301557,r,2467927l,2467927,,xe" stroked="f" strokeweight="0">
               <v:fill r:id="rId10" o:title="" recolor="t" type="frame"/>
+              <v:stroke joinstyle="round"/>
+              <v:formulas/>
               <v:path arrowok="t" o:connecttype="custom" o:connectlocs="0,0;2300760,0;2300760,2467080;0,2467080" o:connectangles="0,0,0,0" textboxrect="0,0,2302192,2468562"/>
             </v:shape>
-            <v:shape id="Graphic 18" o:spid="_x0000_s1050" style="position:absolute;left:50310;top:77979;width:23547;height:22605;visibility:visible;mso-wrap-style:square;v-text-anchor:top" coordsize="2355215,2260918" o:gfxdata="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" path="m,l2355215,r,2260918l,2260918,,xe" stroked="f" strokeweight="0">
+            <v:shape id="Graphic 18" o:spid="_x0000_s1050" style="position:absolute;left:50310;top:77979;width:23547;height:22605;visibility:visible;mso-wrap-style:square;v-text-anchor:top" coordsize="2355215,2260918" o:spt="100" o:gfxdata="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" adj="0,,0" path="m,l2355215,r,2260918l,2260918,,xe" stroked="f" strokeweight="0">
               <v:fill r:id="rId11" o:title="" recolor="t" type="frame"/>
+              <v:stroke joinstyle="round"/>
+              <v:formulas/>
               <v:path arrowok="t" o:connecttype="custom" o:connectlocs="0,0;2354760,0;2354760,2260440;0,2260440" o:connectangles="0,0,0,0" textboxrect="0,0,2355850,2261553"/>
             </v:shape>
             <w10:wrap anchory="page"/>
@@ -142,7 +148,11 @@
               </w:rPr>
             </w:pPr>
             <w:r>
-              <w:t>February 6</w:t>
+              <w:t xml:space="preserve">February </w:t>
+            </w:r>
+            <w:proofErr w:type="gramStart"/>
+            <w:r>
+              <w:t>6</w:t>
             </w:r>
             <w:r>
               <w:rPr>
@@ -150,6 +160,7 @@
               </w:rPr>
               <w:t>rd</w:t>
             </w:r>
+            <w:proofErr w:type="gramEnd"/>
             <w:r>
               <w:t xml:space="preserve"> 2026</w:t>
             </w:r>
@@ -308,7 +319,15 @@
     </w:p>
     <w:p>
       <w:r>
-        <w:t>Konstantin Pozdniakov, Yaseen Barlas, Viktor Vasilchin, Zaina Meraj, Sukhmanvir Atwal, Leo Haghighi</w:t>
+        <w:t xml:space="preserve">Konstantin Pozdniakov, Yaseen Barlas, Viktor Vasilchin, Zaina Meraj, </w:t>
+      </w:r>
+      <w:proofErr w:type="spellStart"/>
+      <w:r>
+        <w:t>Sukhmanvir</w:t>
+      </w:r>
+      <w:proofErr w:type="spellEnd"/>
+      <w:r>
+        <w:t xml:space="preserve"> Atwal, Leo Haghighi</w:t>
       </w:r>
     </w:p>
     <w:p>
@@ -362,7 +381,31 @@
         </w:numPr>
       </w:pPr>
       <w:r>
-        <w:t>What we had done so far, and that github has been setup in use for the project binder</w:t>
+        <w:t xml:space="preserve">What we </w:t>
+      </w:r>
+      <w:proofErr w:type="gramStart"/>
+      <w:r>
+        <w:t>had</w:t>
+      </w:r>
+      <w:proofErr w:type="gramEnd"/>
+      <w:r>
+        <w:t xml:space="preserve"> done so far, and that </w:t>
+      </w:r>
+      <w:proofErr w:type="spellStart"/>
+      <w:r>
+        <w:t>github</w:t>
+      </w:r>
+      <w:proofErr w:type="spellEnd"/>
+      <w:r>
+        <w:t xml:space="preserve"> has been </w:t>
+      </w:r>
+      <w:proofErr w:type="gramStart"/>
+      <w:r>
+        <w:t>setup</w:t>
+      </w:r>
+      <w:proofErr w:type="gramEnd"/>
+      <w:r>
+        <w:t xml:space="preserve"> in use for the project binder</w:t>
       </w:r>
     </w:p>
     <w:p/>
@@ -545,9 +588,11 @@
             <w:r>
               <w:t>13th</w:t>
             </w:r>
+            <w:proofErr w:type="gramStart"/>
             <w:r>
               <w:t xml:space="preserve"> 2026</w:t>
             </w:r>
+            <w:proofErr w:type="gramEnd"/>
             <w:r>
               <w:t xml:space="preserve"> </w:t>
             </w:r>
@@ -703,10 +748,15 @@
     </w:p>
     <w:p>
       <w:r>
-        <w:t xml:space="preserve">Konstantin Pozdniakov, Yaseen Barlas, Viktor Vasilchin, Zaina Meraj, Sukhmanvir Atwal, </w:t>
+        <w:t xml:space="preserve">Konstantin Pozdniakov, Yaseen Barlas, Viktor Vasilchin, Zaina Meraj, </w:t>
       </w:r>
+      <w:proofErr w:type="spellStart"/>
       <w:r>
-        <w:t>Jagdish Vaghela</w:t>
+        <w:t>Sukhmanvir</w:t>
+      </w:r>
+      <w:proofErr w:type="spellEnd"/>
+      <w:r>
+        <w:t xml:space="preserve"> Atwal, Jagdish Vaghela</w:t>
       </w:r>
     </w:p>
     <w:p>
@@ -778,10 +828,7 @@
     </w:p>
     <w:p>
       <w:r>
-        <w:t xml:space="preserve">February </w:t>
-      </w:r>
-      <w:r>
-        <w:t>20</w:t>
+        <w:t>February 20</w:t>
       </w:r>
       <w:r>
         <w:rPr>
@@ -791,6 +838,9 @@
       </w:r>
       <w:r>
         <w:t xml:space="preserve"> 13:30</w:t>
+      </w:r>
+      <w:r>
+        <w:t xml:space="preserve"> (Meeting was cancelled due to Consultant unavailability)</w:t>
       </w:r>
     </w:p>
     <w:p/>
@@ -27288,14 +27338,14 @@
     <w:sig w:usb0="A00402FF" w:usb1="1200F9FB" w:usb2="0200003C" w:usb3="00000000" w:csb0="0000019F" w:csb1="00000000"/>
   </w:font>
   <w:font w:name="Microsoft YaHei">
-    <w:panose1 w:val="00000000000000000000"/>
+    <w:panose1 w:val="020B0503020204020204"/>
     <w:charset w:val="00"/>
     <w:family w:val="roman"/>
     <w:notTrueType/>
     <w:pitch w:val="default"/>
   </w:font>
   <w:font w:name="Lucida Sans">
-    <w:panose1 w:val="00000000000000000000"/>
+    <w:panose1 w:val="020B0602030504020204"/>
     <w:charset w:val="00"/>
     <w:family w:val="roman"/>
     <w:notTrueType/>
@@ -27463,7 +27513,10 @@
     <w:rsidRoot w:val="00B3489F"/>
     <w:rsid w:val="000E593E"/>
     <w:rsid w:val="00224732"/>
+    <w:rsid w:val="006255DB"/>
     <w:rsid w:val="00712E03"/>
+    <w:rsid w:val="00AE387E"/>
+    <w:rsid w:val="00B11619"/>
     <w:rsid w:val="00B3489F"/>
     <w:rsid w:val="00C447D5"/>
     <w:rsid w:val="00CE2D05"/>
@@ -27920,9 +27973,9 @@
   <w:style w:type="paragraph" w:customStyle="1" w:styleId="CCAF26F5557745ECBAF2301AD5A36534">
     <w:name w:val="CCAF26F5557745ECBAF2301AD5A36534"/>
   </w:style>
-  <w:style w:type="paragraph" w:customStyle="1" w:styleId="C6AFB7E1BBAA45488212BB75C73EF479">
-    <w:name w:val="C6AFB7E1BBAA45488212BB75C73EF479"/>
-    <w:rsid w:val="00CE2D05"/>
+  <w:style w:type="paragraph" w:customStyle="1" w:styleId="255EB676EAF94C4DBC9A231E54F13B5C">
+    <w:name w:val="255EB676EAF94C4DBC9A231E54F13B5C"/>
+    <w:rsid w:val="006255DB"/>
     <w:rPr>
       <w:lang w:val="en-GB" w:eastAsia="en-GB"/>
     </w:rPr>
@@ -27930,9 +27983,9 @@
   <w:style w:type="paragraph" w:customStyle="1" w:styleId="105A35750FF44CD2A1329F5CBA5A9DBD">
     <w:name w:val="105A35750FF44CD2A1329F5CBA5A9DBD"/>
   </w:style>
-  <w:style w:type="paragraph" w:customStyle="1" w:styleId="7296C36655B94101A70817CB2271EEE4">
-    <w:name w:val="7296C36655B94101A70817CB2271EEE4"/>
-    <w:rsid w:val="00CE2D05"/>
+  <w:style w:type="paragraph" w:customStyle="1" w:styleId="8FCC32D58A0C4ADF889495DD77FD8014">
+    <w:name w:val="8FCC32D58A0C4ADF889495DD77FD8014"/>
+    <w:rsid w:val="006255DB"/>
     <w:rPr>
       <w:lang w:val="en-GB" w:eastAsia="en-GB"/>
     </w:rPr>
@@ -27940,9 +27993,9 @@
   <w:style w:type="paragraph" w:customStyle="1" w:styleId="21B4766A03764DA5A08D416B8D72D229">
     <w:name w:val="21B4766A03764DA5A08D416B8D72D229"/>
   </w:style>
-  <w:style w:type="paragraph" w:customStyle="1" w:styleId="C7209BCA86A1481B8E3B731323B6EBA6">
-    <w:name w:val="C7209BCA86A1481B8E3B731323B6EBA6"/>
-    <w:rsid w:val="00CE2D05"/>
+  <w:style w:type="paragraph" w:customStyle="1" w:styleId="C9CAED6B59524469B1167F2CF6275374">
+    <w:name w:val="C9CAED6B59524469B1167F2CF6275374"/>
+    <w:rsid w:val="006255DB"/>
     <w:rPr>
       <w:lang w:val="en-GB" w:eastAsia="en-GB"/>
     </w:rPr>
@@ -27950,9 +28003,9 @@
   <w:style w:type="paragraph" w:customStyle="1" w:styleId="3695DF22E5BE465F85346A4A6334D18B">
     <w:name w:val="3695DF22E5BE465F85346A4A6334D18B"/>
   </w:style>
-  <w:style w:type="paragraph" w:customStyle="1" w:styleId="E39C4122AD9A49AC9CC86941EBFDF4A9">
-    <w:name w:val="E39C4122AD9A49AC9CC86941EBFDF4A9"/>
-    <w:rsid w:val="00CE2D05"/>
+  <w:style w:type="paragraph" w:customStyle="1" w:styleId="7BEB6D80153941CF86172AD9B0EC0D8B">
+    <w:name w:val="7BEB6D80153941CF86172AD9B0EC0D8B"/>
+    <w:rsid w:val="006255DB"/>
     <w:rPr>
       <w:lang w:val="en-GB" w:eastAsia="en-GB"/>
     </w:rPr>
@@ -27960,50 +28013,58 @@
   <w:style w:type="paragraph" w:customStyle="1" w:styleId="1662602D6A93403DA2B5E9E1C6A09216">
     <w:name w:val="1662602D6A93403DA2B5E9E1C6A09216"/>
   </w:style>
-  <w:style w:type="paragraph" w:customStyle="1" w:styleId="9AE3327CA84C4B9DA838B9B6B58ACF5F">
-    <w:name w:val="9AE3327CA84C4B9DA838B9B6B58ACF5F"/>
-    <w:rsid w:val="00CE2D05"/>
+  <w:style w:type="paragraph" w:customStyle="1" w:styleId="76371974EDC44BDCAD22501E7A636340">
+    <w:name w:val="76371974EDC44BDCAD22501E7A636340"/>
+    <w:rsid w:val="006255DB"/>
     <w:rPr>
       <w:lang w:val="en-GB" w:eastAsia="en-GB"/>
     </w:rPr>
   </w:style>
-  <w:style w:type="paragraph" w:customStyle="1" w:styleId="8FCFF324644A42849242397B2FA03F14">
-    <w:name w:val="8FCFF324644A42849242397B2FA03F14"/>
-  </w:style>
-  <w:style w:type="paragraph" w:customStyle="1" w:styleId="AE67BA82DFC44B5F814388DC7F4C738E">
-    <w:name w:val="AE67BA82DFC44B5F814388DC7F4C738E"/>
-    <w:rsid w:val="00CE2D05"/>
+  <w:style w:type="paragraph" w:customStyle="1" w:styleId="BEE79601CC364585A2C4E26FE83FCA6A">
+    <w:name w:val="BEE79601CC364585A2C4E26FE83FCA6A"/>
+    <w:rsid w:val="006255DB"/>
     <w:rPr>
       <w:lang w:val="en-GB" w:eastAsia="en-GB"/>
     </w:rPr>
   </w:style>
-  <w:style w:type="paragraph" w:customStyle="1" w:styleId="0D68CECAE62044ADACB17B76E69961C5">
-    <w:name w:val="0D68CECAE62044ADACB17B76E69961C5"/>
-    <w:rsid w:val="00CE2D05"/>
+  <w:style w:type="paragraph" w:customStyle="1" w:styleId="845397AFA556492CA32E77719E1FFDE6">
+    <w:name w:val="845397AFA556492CA32E77719E1FFDE6"/>
+    <w:rsid w:val="006255DB"/>
     <w:rPr>
       <w:lang w:val="en-GB" w:eastAsia="en-GB"/>
     </w:rPr>
   </w:style>
-  <w:style w:type="paragraph" w:customStyle="1" w:styleId="DA168DACE8DA4F05B062DF97D33ACCFC">
-    <w:name w:val="DA168DACE8DA4F05B062DF97D33ACCFC"/>
-    <w:rsid w:val="00CE2D05"/>
+  <w:style w:type="paragraph" w:customStyle="1" w:styleId="AB344413BCB74E28873B5E7C7E879155">
+    <w:name w:val="AB344413BCB74E28873B5E7C7E879155"/>
+    <w:rsid w:val="006255DB"/>
     <w:rPr>
       <w:lang w:val="en-GB" w:eastAsia="en-GB"/>
     </w:rPr>
   </w:style>
-  <w:style w:type="paragraph" w:customStyle="1" w:styleId="FE9187C1D77144A3B5F01002FA488557">
-    <w:name w:val="FE9187C1D77144A3B5F01002FA488557"/>
-  </w:style>
-  <w:style w:type="paragraph" w:customStyle="1" w:styleId="8D40CEC4A0AC4B6EAB9A955C10EE4755">
-    <w:name w:val="8D40CEC4A0AC4B6EAB9A955C10EE4755"/>
-    <w:rsid w:val="00CE2D05"/>
+  <w:style w:type="paragraph" w:customStyle="1" w:styleId="3EEA9C061F424F9FA67F7220451E80CA">
+    <w:name w:val="3EEA9C061F424F9FA67F7220451E80CA"/>
+    <w:rsid w:val="006255DB"/>
     <w:rPr>
       <w:lang w:val="en-GB" w:eastAsia="en-GB"/>
     </w:rPr>
   </w:style>
-  <w:style w:type="paragraph" w:customStyle="1" w:styleId="59BBFEED644D4AB79F6D87A6AE96D8DA">
-    <w:name w:val="59BBFEED644D4AB79F6D87A6AE96D8DA"/>
-    <w:rsid w:val="00CE2D05"/>
+  <w:style w:type="paragraph" w:customStyle="1" w:styleId="B20FD20B1A6F41A9AB278BDCE74AFC41">
+    <w:name w:val="B20FD20B1A6F41A9AB278BDCE74AFC41"/>
+    <w:rsid w:val="006255DB"/>
+    <w:rPr>
+      <w:lang w:val="en-GB" w:eastAsia="en-GB"/>
+    </w:rPr>
+  </w:style>
+  <w:style w:type="paragraph" w:customStyle="1" w:styleId="EDBBFB3BAA304848BC6A5A9286A1D78E">
+    <w:name w:val="EDBBFB3BAA304848BC6A5A9286A1D78E"/>
+    <w:rsid w:val="006255DB"/>
+    <w:rPr>
+      <w:lang w:val="en-GB" w:eastAsia="en-GB"/>
+    </w:rPr>
+  </w:style>
+  <w:style w:type="paragraph" w:customStyle="1" w:styleId="627C740757B74A36ADFBC4E53622422E">
+    <w:name w:val="627C740757B74A36ADFBC4E53622422E"/>
+    <w:rsid w:val="006255DB"/>
     <w:rPr>
       <w:lang w:val="en-GB" w:eastAsia="en-GB"/>
     </w:rPr>
@@ -28030,125 +28091,8 @@
       <w:lang w:eastAsia="ja-JP"/>
     </w:rPr>
   </w:style>
-  <w:style w:type="paragraph" w:customStyle="1" w:styleId="091C1EFFA6BC4CB7A89B4D042EF6FB1C">
-    <w:name w:val="091C1EFFA6BC4CB7A89B4D042EF6FB1C"/>
-    <w:rsid w:val="00CE2D05"/>
-    <w:rPr>
-      <w:lang w:val="en-GB" w:eastAsia="en-GB"/>
-    </w:rPr>
-  </w:style>
-  <w:style w:type="paragraph" w:customStyle="1" w:styleId="283D9533FE964B72BBF4230EF67A7D5C">
-    <w:name w:val="283D9533FE964B72BBF4230EF67A7D5C"/>
-  </w:style>
-  <w:style w:type="paragraph" w:customStyle="1" w:styleId="69122E7B792A4499906F57376E68F2FF">
-    <w:name w:val="69122E7B792A4499906F57376E68F2FF"/>
-    <w:rsid w:val="00CE2D05"/>
-    <w:rPr>
-      <w:lang w:val="en-GB" w:eastAsia="en-GB"/>
-    </w:rPr>
-  </w:style>
   <w:style w:type="paragraph" w:customStyle="1" w:styleId="0FEF0F95D0404DFABDC71618A2BF9BF2">
     <w:name w:val="0FEF0F95D0404DFABDC71618A2BF9BF2"/>
-  </w:style>
-  <w:style w:type="paragraph" w:customStyle="1" w:styleId="CDA52FE1AD10462B9308410412F50B0C">
-    <w:name w:val="CDA52FE1AD10462B9308410412F50B0C"/>
-    <w:rsid w:val="00CE2D05"/>
-    <w:rPr>
-      <w:lang w:val="en-GB" w:eastAsia="en-GB"/>
-    </w:rPr>
-  </w:style>
-  <w:style w:type="paragraph" w:customStyle="1" w:styleId="26DB9322B2304DAF9BF04ACD02A8B16D">
-    <w:name w:val="26DB9322B2304DAF9BF04ACD02A8B16D"/>
-    <w:rsid w:val="00B3489F"/>
-  </w:style>
-  <w:style w:type="paragraph" w:customStyle="1" w:styleId="FA74C90B7EA3491C81F9D2F2A0D3CED4">
-    <w:name w:val="FA74C90B7EA3491C81F9D2F2A0D3CED4"/>
-    <w:rsid w:val="00B3489F"/>
-  </w:style>
-  <w:style w:type="paragraph" w:customStyle="1" w:styleId="300D5AC9D7D0420F905F4FC7D96A2001">
-    <w:name w:val="300D5AC9D7D0420F905F4FC7D96A2001"/>
-    <w:rsid w:val="00B3489F"/>
-  </w:style>
-  <w:style w:type="paragraph" w:customStyle="1" w:styleId="AA7C664436E1428FB6CCCDCC8E976EA0">
-    <w:name w:val="AA7C664436E1428FB6CCCDCC8E976EA0"/>
-    <w:rsid w:val="00B3489F"/>
-  </w:style>
-  <w:style w:type="paragraph" w:customStyle="1" w:styleId="BFA5FE5DB2D741D8A4E6FB021F786E1E">
-    <w:name w:val="BFA5FE5DB2D741D8A4E6FB021F786E1E"/>
-    <w:rsid w:val="00CE2D05"/>
-    <w:rPr>
-      <w:lang w:val="en-GB" w:eastAsia="en-GB"/>
-    </w:rPr>
-  </w:style>
-  <w:style w:type="paragraph" w:customStyle="1" w:styleId="A965CC4F1F424573BC2D362A9BC706F6">
-    <w:name w:val="A965CC4F1F424573BC2D362A9BC706F6"/>
-    <w:rsid w:val="00CE2D05"/>
-    <w:rPr>
-      <w:lang w:val="en-GB" w:eastAsia="en-GB"/>
-    </w:rPr>
-  </w:style>
-  <w:style w:type="paragraph" w:customStyle="1" w:styleId="5BB257F9F3594BB5A326980F194E4E94">
-    <w:name w:val="5BB257F9F3594BB5A326980F194E4E94"/>
-    <w:rsid w:val="00CE2D05"/>
-    <w:rPr>
-      <w:lang w:val="en-GB" w:eastAsia="en-GB"/>
-    </w:rPr>
-  </w:style>
-  <w:style w:type="paragraph" w:customStyle="1" w:styleId="AA02B4BA447D471EB576292C61CC3122">
-    <w:name w:val="AA02B4BA447D471EB576292C61CC3122"/>
-    <w:rsid w:val="00CE2D05"/>
-    <w:rPr>
-      <w:lang w:val="en-GB" w:eastAsia="en-GB"/>
-    </w:rPr>
-  </w:style>
-  <w:style w:type="paragraph" w:customStyle="1" w:styleId="8C2499C80A474CA8B6C1DAE550B27015">
-    <w:name w:val="8C2499C80A474CA8B6C1DAE550B27015"/>
-    <w:rsid w:val="00CE2D05"/>
-    <w:rPr>
-      <w:lang w:val="en-GB" w:eastAsia="en-GB"/>
-    </w:rPr>
-  </w:style>
-  <w:style w:type="paragraph" w:customStyle="1" w:styleId="97FC3C524EAC4D8899DDDE70B866F2D4">
-    <w:name w:val="97FC3C524EAC4D8899DDDE70B866F2D4"/>
-    <w:rsid w:val="00CE2D05"/>
-    <w:rPr>
-      <w:lang w:val="en-GB" w:eastAsia="en-GB"/>
-    </w:rPr>
-  </w:style>
-  <w:style w:type="paragraph" w:customStyle="1" w:styleId="24285ED047784500BEE01DEA9930CF1A">
-    <w:name w:val="24285ED047784500BEE01DEA9930CF1A"/>
-    <w:rsid w:val="00CE2D05"/>
-    <w:rPr>
-      <w:lang w:val="en-GB" w:eastAsia="en-GB"/>
-    </w:rPr>
-  </w:style>
-  <w:style w:type="paragraph" w:customStyle="1" w:styleId="5B7719A0FF1E47389017D1C16AAA6B99">
-    <w:name w:val="5B7719A0FF1E47389017D1C16AAA6B99"/>
-    <w:rsid w:val="00CE2D05"/>
-    <w:rPr>
-      <w:lang w:val="en-GB" w:eastAsia="en-GB"/>
-    </w:rPr>
-  </w:style>
-  <w:style w:type="paragraph" w:customStyle="1" w:styleId="610BE932F1C049A38501E77F0E1B7BCC">
-    <w:name w:val="610BE932F1C049A38501E77F0E1B7BCC"/>
-    <w:rsid w:val="00CE2D05"/>
-    <w:rPr>
-      <w:lang w:val="en-GB" w:eastAsia="en-GB"/>
-    </w:rPr>
-  </w:style>
-  <w:style w:type="paragraph" w:customStyle="1" w:styleId="9396B578ABDE4EA491B460391D730CA0">
-    <w:name w:val="9396B578ABDE4EA491B460391D730CA0"/>
-    <w:rsid w:val="00CE2D05"/>
-    <w:rPr>
-      <w:lang w:val="en-GB" w:eastAsia="en-GB"/>
-    </w:rPr>
-  </w:style>
-  <w:style w:type="paragraph" w:customStyle="1" w:styleId="7D95B47B9749460DAE1004CE9C538C68">
-    <w:name w:val="7D95B47B9749460DAE1004CE9C538C68"/>
-    <w:rsid w:val="00CE2D05"/>
-    <w:rPr>
-      <w:lang w:val="en-GB" w:eastAsia="en-GB"/>
-    </w:rPr>
   </w:style>
   <w:style w:type="paragraph" w:customStyle="1" w:styleId="65447B6A27764C95A6100C85638A5929">
     <w:name w:val="65447B6A27764C95A6100C85638A5929"/>
@@ -28348,39 +28292,6 @@
 </file>
 
 <file path=customXml/item1.xml><?xml version="1.0" encoding="utf-8"?>
-<b:Sources xmlns:b="http://schemas.openxmlformats.org/officeDocument/2006/bibliography" xmlns="http://schemas.openxmlformats.org/officeDocument/2006/bibliography" SelectedStyle="\APASixthEditionOfficeOnline.xsl" StyleName="APA" Version="6"/>
-</file>
-
-<file path=customXml/item2.xml><?xml version="1.0" encoding="utf-8"?>
-<p:properties xmlns:p="http://schemas.microsoft.com/office/2006/metadata/properties" xmlns:xsi="http://www.w3.org/2001/XMLSchema-instance" xmlns:pc="http://schemas.microsoft.com/office/infopath/2007/PartnerControls">
-  <documentManagement>
-    <_ip_UnifiedCompliancePolicyUIAction xmlns="http://schemas.microsoft.com/sharepoint/v3" xsi:nil="true"/>
-    <Image xmlns="71af3243-3dd4-4a8d-8c0d-dd76da1f02a5">
-      <Url xsi:nil="true"/>
-      <Description xsi:nil="true"/>
-    </Image>
-    <Status xmlns="71af3243-3dd4-4a8d-8c0d-dd76da1f02a5">Not started</Status>
-    <Background xmlns="71af3243-3dd4-4a8d-8c0d-dd76da1f02a5">false</Background>
-    <_ip_UnifiedCompliancePolicyProperties xmlns="http://schemas.microsoft.com/sharepoint/v3" xsi:nil="true"/>
-    <ImageTagsTaxHTField xmlns="71af3243-3dd4-4a8d-8c0d-dd76da1f02a5">
-      <Terms xmlns="http://schemas.microsoft.com/office/infopath/2007/PartnerControls"/>
-    </ImageTagsTaxHTField>
-    <TaxCatchAll xmlns="230e9df3-be65-4c73-a93b-d1236ebd677e" xsi:nil="true"/>
-    <MediaServiceKeyPoints xmlns="71af3243-3dd4-4a8d-8c0d-dd76da1f02a5" xsi:nil="true"/>
-  </documentManagement>
-</p:properties>
-</file>
-
-<file path=customXml/item3.xml><?xml version="1.0" encoding="utf-8"?>
-<?mso-contentType ?>
-<FormTemplates xmlns="http://schemas.microsoft.com/sharepoint/v3/contenttype/forms">
-  <Display>DocumentLibraryForm</Display>
-  <Edit>DocumentLibraryForm</Edit>
-  <New>DocumentLibraryForm</New>
-</FormTemplates>
-</file>
-
-<file path=customXml/item4.xml><?xml version="1.0" encoding="utf-8"?>
 <ct:contentTypeSchema xmlns:ct="http://schemas.microsoft.com/office/2006/metadata/contentType" xmlns:ma="http://schemas.microsoft.com/office/2006/metadata/properties/metaAttributes" ct:_="" ma:_="" ma:contentTypeName="Document" ma:contentTypeID="0x01010079F111ED35F8CC479449609E8A0923A6" ma:contentTypeVersion="26" ma:contentTypeDescription="Create a new document." ma:contentTypeScope="" ma:versionID="ac37c1753acd5e330d2062ccec26ea66">
   <xsd:schema xmlns:xsd="http://www.w3.org/2001/XMLSchema" xmlns:xs="http://www.w3.org/2001/XMLSchema" xmlns:p="http://schemas.microsoft.com/office/2006/metadata/properties" xmlns:ns1="http://schemas.microsoft.com/sharepoint/v3" xmlns:ns2="71af3243-3dd4-4a8d-8c0d-dd76da1f02a5" xmlns:ns3="16c05727-aa75-4e4a-9b5f-8a80a1165891" xmlns:ns4="230e9df3-be65-4c73-a93b-d1236ebd677e" targetNamespace="http://schemas.microsoft.com/office/2006/metadata/properties" ma:root="true" ma:fieldsID="3b340c7101c92c5120abd06486f94548" ns1:_="" ns2:_="" ns3:_="" ns4:_="">
     <xsd:import namespace="http://schemas.microsoft.com/sharepoint/v3"/>
@@ -28680,35 +28591,40 @@
 </ct:contentTypeSchema>
 </file>
 
-<file path=customXml/itemProps1.xml><?xml version="1.0" encoding="utf-8"?>
-<ds:datastoreItem xmlns:ds="http://schemas.openxmlformats.org/officeDocument/2006/customXml" ds:itemID="{FE1DB284-C493-46E3-A47D-EE83C460D9EE}">
-  <ds:schemaRefs>
-    <ds:schemaRef ds:uri="http://schemas.openxmlformats.org/officeDocument/2006/bibliography"/>
-  </ds:schemaRefs>
-</ds:datastoreItem>
+<file path=customXml/item2.xml><?xml version="1.0" encoding="utf-8"?>
+<?mso-contentType ?>
+<FormTemplates xmlns="http://schemas.microsoft.com/sharepoint/v3/contenttype/forms">
+  <Display>DocumentLibraryForm</Display>
+  <Edit>DocumentLibraryForm</Edit>
+  <New>DocumentLibraryForm</New>
+</FormTemplates>
 </file>
 
-<file path=customXml/itemProps2.xml><?xml version="1.0" encoding="utf-8"?>
-<ds:datastoreItem xmlns:ds="http://schemas.openxmlformats.org/officeDocument/2006/customXml" ds:itemID="{246D8670-451A-464E-A64D-AF88C00BD449}">
-  <ds:schemaRefs>
-    <ds:schemaRef ds:uri="http://schemas.microsoft.com/office/2006/metadata/properties"/>
-    <ds:schemaRef ds:uri="http://schemas.microsoft.com/office/infopath/2007/PartnerControls"/>
-    <ds:schemaRef ds:uri="http://schemas.microsoft.com/sharepoint/v3"/>
-    <ds:schemaRef ds:uri="71af3243-3dd4-4a8d-8c0d-dd76da1f02a5"/>
-    <ds:schemaRef ds:uri="230e9df3-be65-4c73-a93b-d1236ebd677e"/>
-  </ds:schemaRefs>
-</ds:datastoreItem>
+<file path=customXml/item3.xml><?xml version="1.0" encoding="utf-8"?>
+<p:properties xmlns:p="http://schemas.microsoft.com/office/2006/metadata/properties" xmlns:xsi="http://www.w3.org/2001/XMLSchema-instance" xmlns:pc="http://schemas.microsoft.com/office/infopath/2007/PartnerControls">
+  <documentManagement>
+    <_ip_UnifiedCompliancePolicyUIAction xmlns="http://schemas.microsoft.com/sharepoint/v3" xsi:nil="true"/>
+    <Image xmlns="71af3243-3dd4-4a8d-8c0d-dd76da1f02a5">
+      <Url xsi:nil="true"/>
+      <Description xsi:nil="true"/>
+    </Image>
+    <Status xmlns="71af3243-3dd4-4a8d-8c0d-dd76da1f02a5">Not started</Status>
+    <Background xmlns="71af3243-3dd4-4a8d-8c0d-dd76da1f02a5">false</Background>
+    <_ip_UnifiedCompliancePolicyProperties xmlns="http://schemas.microsoft.com/sharepoint/v3" xsi:nil="true"/>
+    <ImageTagsTaxHTField xmlns="71af3243-3dd4-4a8d-8c0d-dd76da1f02a5">
+      <Terms xmlns="http://schemas.microsoft.com/office/infopath/2007/PartnerControls"/>
+    </ImageTagsTaxHTField>
+    <TaxCatchAll xmlns="230e9df3-be65-4c73-a93b-d1236ebd677e" xsi:nil="true"/>
+    <MediaServiceKeyPoints xmlns="71af3243-3dd4-4a8d-8c0d-dd76da1f02a5" xsi:nil="true"/>
+  </documentManagement>
+</p:properties>
 </file>
 
-<file path=customXml/itemProps3.xml><?xml version="1.0" encoding="utf-8"?>
-<ds:datastoreItem xmlns:ds="http://schemas.openxmlformats.org/officeDocument/2006/customXml" ds:itemID="{8B7E6206-F990-47C2-B521-D483779F1CBD}">
-  <ds:schemaRefs>
-    <ds:schemaRef ds:uri="http://schemas.microsoft.com/sharepoint/v3/contenttype/forms"/>
-  </ds:schemaRefs>
-</ds:datastoreItem>
+<file path=customXml/item4.xml><?xml version="1.0" encoding="utf-8"?>
+<b:Sources xmlns:b="http://schemas.openxmlformats.org/officeDocument/2006/bibliography" xmlns="http://schemas.openxmlformats.org/officeDocument/2006/bibliography" SelectedStyle="\APASixthEditionOfficeOnline.xsl" StyleName="APA" Version="6"/>
 </file>
 
-<file path=customXml/itemProps4.xml><?xml version="1.0" encoding="utf-8"?>
+<file path=customXml/itemProps1.xml><?xml version="1.0" encoding="utf-8"?>
 <ds:datastoreItem xmlns:ds="http://schemas.openxmlformats.org/officeDocument/2006/customXml" ds:itemID="{6818A6ED-9842-4C08-ADA8-03222138BF9F}">
   <ds:schemaRefs>
     <ds:schemaRef ds:uri="http://schemas.microsoft.com/office/2006/metadata/contentType"/>
@@ -28727,4 +28643,32 @@
     <ds:schemaRef ds:uri="http://schemas.microsoft.com/internal/obd"/>
   </ds:schemaRefs>
 </ds:datastoreItem>
+</file>
+
+<file path=customXml/itemProps2.xml><?xml version="1.0" encoding="utf-8"?>
+<ds:datastoreItem xmlns:ds="http://schemas.openxmlformats.org/officeDocument/2006/customXml" ds:itemID="{8B7E6206-F990-47C2-B521-D483779F1CBD}">
+  <ds:schemaRefs>
+    <ds:schemaRef ds:uri="http://schemas.microsoft.com/sharepoint/v3/contenttype/forms"/>
+  </ds:schemaRefs>
+</ds:datastoreItem>
+</file>
+
+<file path=customXml/itemProps3.xml><?xml version="1.0" encoding="utf-8"?>
+<ds:datastoreItem xmlns:ds="http://schemas.openxmlformats.org/officeDocument/2006/customXml" ds:itemID="{246D8670-451A-464E-A64D-AF88C00BD449}">
+  <ds:schemaRefs>
+    <ds:schemaRef ds:uri="http://schemas.microsoft.com/office/2006/metadata/properties"/>
+    <ds:schemaRef ds:uri="http://schemas.microsoft.com/office/infopath/2007/PartnerControls"/>
+    <ds:schemaRef ds:uri="http://schemas.microsoft.com/sharepoint/v3"/>
+    <ds:schemaRef ds:uri="71af3243-3dd4-4a8d-8c0d-dd76da1f02a5"/>
+    <ds:schemaRef ds:uri="230e9df3-be65-4c73-a93b-d1236ebd677e"/>
+  </ds:schemaRefs>
+</ds:datastoreItem>
+</file>
+
+<file path=customXml/itemProps4.xml><?xml version="1.0" encoding="utf-8"?>
+<ds:datastoreItem xmlns:ds="http://schemas.openxmlformats.org/officeDocument/2006/customXml" ds:itemID="{FE1DB284-C493-46E3-A47D-EE83C460D9EE}">
+  <ds:schemaRefs>
+    <ds:schemaRef ds:uri="http://schemas.openxmlformats.org/officeDocument/2006/bibliography"/>
+  </ds:schemaRefs>
+</ds:datastoreItem>
 </file>
--- a/Consultant Minutes/ConsultantMinutes-v2.docx
+++ b/Consultant Minutes/ConsultantMinutes-v2.docx
@@ -319,15 +319,7 @@
     </w:p>
     <w:p>
       <w:r>
-        <w:t xml:space="preserve">Konstantin Pozdniakov, Yaseen Barlas, Viktor Vasilchin, Zaina Meraj, </w:t>
-      </w:r>
-      <w:proofErr w:type="spellStart"/>
-      <w:r>
-        <w:t>Sukhmanvir</w:t>
-      </w:r>
-      <w:proofErr w:type="spellEnd"/>
-      <w:r>
-        <w:t xml:space="preserve"> Atwal, Leo Haghighi</w:t>
+        <w:t>Konstantin Pozdniakov, Yaseen Barlas, Viktor Vasilchin, Zaina Meraj, Sukhmanvir Atwal, Leo Haghighi</w:t>
       </w:r>
     </w:p>
     <w:p>
@@ -468,7 +460,36 @@
     <w:p/>
     <w:p>
       <w:r>
+        <w:rPr>
+          <w:noProof/>
+        </w:rPr>
         <w:lastRenderedPageBreak/>
+        <w:pict w14:anchorId="4A40BE9B">
+          <v:group id="_x0000_s1051" style="position:absolute;margin-left:-42pt;margin-top:12pt;width:612pt;height:11in;z-index:-251657216;mso-wrap-distance-left:0;mso-wrap-distance-right:0;mso-position-vertical-relative:page" coordsize="77724,100584" o:gfxdata="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">
+            <v:rect id="Rectangle 1" o:spid="_x0000_s1052" style="position:absolute;width:77724;height:100584;visibility:visible;mso-wrap-style:square;v-text-anchor:top" o:gfxdata="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" fillcolor="#f4ecdd [3206]" stroked="f" strokeweight="1.25pt"/>
+            <v:shape id="Graphic 16" o:spid="_x0000_s1053" style="position:absolute;width:23342;height:24670;visibility:visible;mso-wrap-style:square;v-text-anchor:top" coordsize="2335212,2467927" o:spt="100" o:gfxdata="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" adj="0,,0" path="m,l2335212,r,2467927l,2467927,,xe" stroked="f" strokeweight="0">
+              <v:fill r:id="rId9" o:title="" recolor="t" type="frame"/>
+              <v:stroke joinstyle="round"/>
+              <v:formulas/>
+              <v:path arrowok="t" o:connecttype="custom" o:connectlocs="0,0;2334240,0;2334240,2467080;0,2467080" o:connectangles="0,0,0,0" textboxrect="0,0,2335847,2468562"/>
+            </v:shape>
+            <v:shape id="Graphic 12" o:spid="_x0000_s1054" style="position:absolute;left:54716;width:23008;height:24670;visibility:visible;mso-wrap-style:square;v-text-anchor:top" coordsize="2301557,2467927" o:spt="100" o:gfxdata="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" adj="0,,0" path="m,l2301557,r,2467927l,2467927,,xe" stroked="f" strokeweight="0">
+              <v:fill r:id="rId10" o:title="" recolor="t" type="frame"/>
+              <v:stroke joinstyle="round"/>
+              <v:formulas/>
+              <v:path arrowok="t" o:connecttype="custom" o:connectlocs="0,0;2300760,0;2300760,2467080;0,2467080" o:connectangles="0,0,0,0" textboxrect="0,0,2302192,2468562"/>
+            </v:shape>
+            <v:shape id="Graphic 18" o:spid="_x0000_s1055" style="position:absolute;left:50310;top:77979;width:23547;height:22605;visibility:visible;mso-wrap-style:square;v-text-anchor:top" coordsize="2355215,2260918" o:spt="100" o:gfxdata="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" adj="0,,0" path="m,l2355215,r,2260918l,2260918,,xe" stroked="f" strokeweight="0">
+              <v:fill r:id="rId11" o:title="" recolor="t" type="frame"/>
+              <v:stroke joinstyle="round"/>
+              <v:formulas/>
+              <v:path arrowok="t" o:connecttype="custom" o:connectlocs="0,0;2354760,0;2354760,2260440;0,2260440" o:connectangles="0,0,0,0" textboxrect="0,0,2355850,2261553"/>
+            </v:shape>
+            <w10:wrap anchory="page"/>
+          </v:group>
+        </w:pict>
+      </w:r>
+      <w:r>
         <w:br/>
       </w:r>
     </w:p>
@@ -748,15 +769,7 @@
     </w:p>
     <w:p>
       <w:r>
-        <w:t xml:space="preserve">Konstantin Pozdniakov, Yaseen Barlas, Viktor Vasilchin, Zaina Meraj, </w:t>
-      </w:r>
-      <w:proofErr w:type="spellStart"/>
-      <w:r>
-        <w:t>Sukhmanvir</w:t>
-      </w:r>
-      <w:proofErr w:type="spellEnd"/>
-      <w:r>
-        <w:t xml:space="preserve"> Atwal, Jagdish Vaghela</w:t>
+        <w:t>Konstantin Pozdniakov, Yaseen Barlas, Viktor Vasilchin, Zaina Meraj, Sukhmanvir Atwal, Jagdish Vaghela</w:t>
       </w:r>
     </w:p>
     <w:p>
@@ -845,6 +858,424 @@
     </w:p>
     <w:p/>
     <w:p/>
+    <w:p/>
+    <w:p/>
+    <w:p/>
+    <w:p/>
+    <w:p/>
+    <w:p/>
+    <w:p/>
+    <w:p/>
+    <w:p/>
+    <w:p/>
+    <w:p/>
+    <w:p/>
+    <w:p/>
+    <w:p/>
+    <w:p/>
+    <w:p/>
+    <w:p/>
+    <w:p/>
+    <w:p/>
+    <w:p>
+      <w:r>
+        <w:rPr>
+          <w:noProof/>
+        </w:rPr>
+        <w:lastRenderedPageBreak/>
+        <w:pict w14:anchorId="4A40BE9B">
+          <v:group id="_x0000_s1056" style="position:absolute;margin-left:-30pt;margin-top:24pt;width:612pt;height:11in;z-index:-251656192;mso-wrap-distance-left:0;mso-wrap-distance-right:0;mso-position-vertical-relative:page" coordsize="77724,100584" o:gfxdata="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">
+            <v:rect id="Rectangle 1" o:spid="_x0000_s1057" style="position:absolute;width:77724;height:100584;visibility:visible;mso-wrap-style:square;v-text-anchor:top" o:gfxdata="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" fillcolor="#f4ecdd [3206]" stroked="f" strokeweight="1.25pt"/>
+            <v:shape id="Graphic 16" o:spid="_x0000_s1058" style="position:absolute;width:23342;height:24670;visibility:visible;mso-wrap-style:square;v-text-anchor:top" coordsize="2335212,2467927" o:spt="100" o:gfxdata="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" adj="0,,0" path="m,l2335212,r,2467927l,2467927,,xe" stroked="f" strokeweight="0">
+              <v:fill r:id="rId9" o:title="" recolor="t" type="frame"/>
+              <v:stroke joinstyle="round"/>
+              <v:formulas/>
+              <v:path arrowok="t" o:connecttype="custom" o:connectlocs="0,0;2334240,0;2334240,2467080;0,2467080" o:connectangles="0,0,0,0" textboxrect="0,0,2335847,2468562"/>
+            </v:shape>
+            <v:shape id="Graphic 12" o:spid="_x0000_s1059" style="position:absolute;left:54716;width:23008;height:24670;visibility:visible;mso-wrap-style:square;v-text-anchor:top" coordsize="2301557,2467927" o:spt="100" o:gfxdata="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" adj="0,,0" path="m,l2301557,r,2467927l,2467927,,xe" stroked="f" strokeweight="0">
+              <v:fill r:id="rId10" o:title="" recolor="t" type="frame"/>
+              <v:stroke joinstyle="round"/>
+              <v:formulas/>
+              <v:path arrowok="t" o:connecttype="custom" o:connectlocs="0,0;2300760,0;2300760,2467080;0,2467080" o:connectangles="0,0,0,0" textboxrect="0,0,2302192,2468562"/>
+            </v:shape>
+            <v:shape id="Graphic 18" o:spid="_x0000_s1060" style="position:absolute;left:50310;top:77979;width:23547;height:22605;visibility:visible;mso-wrap-style:square;v-text-anchor:top" coordsize="2355215,2260918" o:spt="100" o:gfxdata="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" adj="0,,0" path="m,l2355215,r,2260918l,2260918,,xe" stroked="f" strokeweight="0">
+              <v:fill r:id="rId11" o:title="" recolor="t" type="frame"/>
+              <v:stroke joinstyle="round"/>
+              <v:formulas/>
+              <v:path arrowok="t" o:connecttype="custom" o:connectlocs="0,0;2354760,0;2354760,2260440;0,2260440" o:connectangles="0,0,0,0" textboxrect="0,0,2355850,2261553"/>
+            </v:shape>
+            <w10:wrap anchory="page"/>
+          </v:group>
+        </w:pict>
+      </w:r>
+    </w:p>
+    <w:tbl>
+      <w:tblPr>
+        <w:tblW w:w="10141" w:type="dxa"/>
+        <w:tblLayout w:type="fixed"/>
+        <w:tblCellMar>
+          <w:left w:w="0" w:type="dxa"/>
+        </w:tblCellMar>
+        <w:tblLook w:val="0600" w:firstRow="0" w:lastRow="0" w:firstColumn="0" w:lastColumn="0" w:noHBand="1" w:noVBand="1"/>
+      </w:tblPr>
+      <w:tblGrid>
+        <w:gridCol w:w="5070"/>
+        <w:gridCol w:w="5071"/>
+      </w:tblGrid>
+      <w:tr>
+        <w:tc>
+          <w:tcPr>
+            <w:tcW w:w="10140" w:type="dxa"/>
+            <w:gridSpan w:val="2"/>
+          </w:tcPr>
+          <w:p>
+            <w:pPr>
+              <w:pStyle w:val="Title"/>
+            </w:pPr>
+            <w:sdt>
+              <w:sdtPr>
+                <w:id w:val="-70279233"/>
+                <w:placeholder>
+                  <w:docPart w:val="E8F17BD83E8043C4886290446B760429"/>
+                </w:placeholder>
+                <w:showingPlcHdr/>
+                <w15:appearance w15:val="hidden"/>
+              </w:sdtPr>
+              <w:sdtContent>
+                <w:r>
+                  <w:t>Minutes</w:t>
+                </w:r>
+              </w:sdtContent>
+            </w:sdt>
+          </w:p>
+        </w:tc>
+      </w:tr>
+      <w:tr>
+        <w:tc>
+          <w:tcPr>
+            <w:tcW w:w="10140" w:type="dxa"/>
+            <w:gridSpan w:val="2"/>
+          </w:tcPr>
+          <w:p>
+            <w:pPr>
+              <w:pStyle w:val="Subtitle"/>
+            </w:pPr>
+            <w:r>
+              <w:t>Consultant Meeting</w:t>
+            </w:r>
+            <w:r>
+              <w:t xml:space="preserve"> </w:t>
+            </w:r>
+          </w:p>
+        </w:tc>
+      </w:tr>
+      <w:tr>
+        <w:trPr>
+          <w:trHeight w:val="720"/>
+        </w:trPr>
+        <w:tc>
+          <w:tcPr>
+            <w:tcW w:w="5070" w:type="dxa"/>
+            <w:tcBorders>
+              <w:bottom w:val="single" w:sz="4" w:space="0" w:color="887A5F"/>
+            </w:tcBorders>
+            <w:vAlign w:val="center"/>
+          </w:tcPr>
+          <w:p>
+            <w:pPr>
+              <w:pStyle w:val="Heading1"/>
+            </w:pPr>
+            <w:sdt>
+              <w:sdtPr>
+                <w:id w:val="-715743831"/>
+                <w:placeholder>
+                  <w:docPart w:val="8A72E273DD25475189078123946DAF67"/>
+                </w:placeholder>
+                <w:showingPlcHdr/>
+                <w15:appearance w15:val="hidden"/>
+              </w:sdtPr>
+              <w:sdtContent>
+                <w:r>
+                  <w:t>Date</w:t>
+                </w:r>
+              </w:sdtContent>
+            </w:sdt>
+            <w:r>
+              <w:t xml:space="preserve"> </w:t>
+            </w:r>
+          </w:p>
+        </w:tc>
+        <w:tc>
+          <w:tcPr>
+            <w:tcW w:w="5070" w:type="dxa"/>
+            <w:tcBorders>
+              <w:bottom w:val="single" w:sz="4" w:space="0" w:color="887A5F"/>
+            </w:tcBorders>
+            <w:vAlign w:val="center"/>
+          </w:tcPr>
+          <w:p>
+            <w:pPr>
+              <w:rPr>
+                <w:szCs w:val="20"/>
+              </w:rPr>
+            </w:pPr>
+            <w:r>
+              <w:t xml:space="preserve">February </w:t>
+            </w:r>
+            <w:r>
+              <w:t>26</w:t>
+            </w:r>
+            <w:proofErr w:type="gramStart"/>
+            <w:r>
+              <w:rPr>
+                <w:vertAlign w:val="superscript"/>
+              </w:rPr>
+              <w:t>th</w:t>
+            </w:r>
+            <w:r>
+              <w:t xml:space="preserve"> </w:t>
+            </w:r>
+            <w:r>
+              <w:t xml:space="preserve"> 2026</w:t>
+            </w:r>
+            <w:proofErr w:type="gramEnd"/>
+            <w:r>
+              <w:t xml:space="preserve"> </w:t>
+            </w:r>
+          </w:p>
+        </w:tc>
+      </w:tr>
+      <w:tr>
+        <w:trPr>
+          <w:trHeight w:val="720"/>
+        </w:trPr>
+        <w:tc>
+          <w:tcPr>
+            <w:tcW w:w="5070" w:type="dxa"/>
+            <w:tcBorders>
+              <w:top w:val="single" w:sz="4" w:space="0" w:color="887A5F"/>
+              <w:bottom w:val="single" w:sz="4" w:space="0" w:color="887A5F"/>
+            </w:tcBorders>
+            <w:vAlign w:val="center"/>
+          </w:tcPr>
+          <w:p>
+            <w:pPr>
+              <w:pStyle w:val="Heading1"/>
+            </w:pPr>
+            <w:sdt>
+              <w:sdtPr>
+                <w:id w:val="-995574449"/>
+                <w:placeholder>
+                  <w:docPart w:val="D4487045F2BE430AB72E8412416C677A"/>
+                </w:placeholder>
+                <w:showingPlcHdr/>
+                <w15:appearance w15:val="hidden"/>
+              </w:sdtPr>
+              <w:sdtContent>
+                <w:r>
+                  <w:t>Time</w:t>
+                </w:r>
+              </w:sdtContent>
+            </w:sdt>
+            <w:r>
+              <w:t xml:space="preserve"> </w:t>
+            </w:r>
+          </w:p>
+        </w:tc>
+        <w:tc>
+          <w:tcPr>
+            <w:tcW w:w="5070" w:type="dxa"/>
+            <w:tcBorders>
+              <w:top w:val="single" w:sz="4" w:space="0" w:color="887A5F"/>
+              <w:bottom w:val="single" w:sz="4" w:space="0" w:color="887A5F"/>
+            </w:tcBorders>
+            <w:vAlign w:val="center"/>
+          </w:tcPr>
+          <w:p>
+            <w:pPr>
+              <w:rPr>
+                <w:szCs w:val="20"/>
+              </w:rPr>
+            </w:pPr>
+            <w:r>
+              <w:t>1:30pm</w:t>
+            </w:r>
+            <w:r>
+              <w:t xml:space="preserve"> </w:t>
+            </w:r>
+          </w:p>
+        </w:tc>
+      </w:tr>
+      <w:tr>
+        <w:trPr>
+          <w:trHeight w:val="720"/>
+        </w:trPr>
+        <w:tc>
+          <w:tcPr>
+            <w:tcW w:w="5070" w:type="dxa"/>
+            <w:tcBorders>
+              <w:top w:val="single" w:sz="4" w:space="0" w:color="887A5F"/>
+              <w:bottom w:val="single" w:sz="4" w:space="0" w:color="887A5F"/>
+            </w:tcBorders>
+            <w:vAlign w:val="center"/>
+          </w:tcPr>
+          <w:p>
+            <w:pPr>
+              <w:pStyle w:val="Heading1"/>
+            </w:pPr>
+            <w:sdt>
+              <w:sdtPr>
+                <w:id w:val="-599873085"/>
+                <w:placeholder>
+                  <w:docPart w:val="CD74672369624B27B3685A4F5A786DC8"/>
+                </w:placeholder>
+                <w:showingPlcHdr/>
+                <w15:appearance w15:val="hidden"/>
+              </w:sdtPr>
+              <w:sdtContent>
+                <w:r>
+                  <w:t>Meeting called to order by</w:t>
+                </w:r>
+              </w:sdtContent>
+            </w:sdt>
+            <w:r>
+              <w:t xml:space="preserve"> </w:t>
+            </w:r>
+          </w:p>
+        </w:tc>
+        <w:tc>
+          <w:tcPr>
+            <w:tcW w:w="5070" w:type="dxa"/>
+            <w:tcBorders>
+              <w:top w:val="single" w:sz="4" w:space="0" w:color="887A5F"/>
+              <w:bottom w:val="single" w:sz="4" w:space="0" w:color="887A5F"/>
+            </w:tcBorders>
+            <w:vAlign w:val="center"/>
+          </w:tcPr>
+          <w:p>
+            <w:pPr>
+              <w:rPr>
+                <w:szCs w:val="20"/>
+              </w:rPr>
+            </w:pPr>
+            <w:r>
+              <w:t xml:space="preserve"> Konstantin Pozdniakov</w:t>
+            </w:r>
+          </w:p>
+          <w:p>
+            <w:pPr>
+              <w:rPr>
+                <w:szCs w:val="20"/>
+              </w:rPr>
+            </w:pPr>
+          </w:p>
+        </w:tc>
+      </w:tr>
+    </w:tbl>
+    <w:p>
+      <w:pPr>
+        <w:pStyle w:val="Heading2"/>
+      </w:pPr>
+      <w:sdt>
+        <w:sdtPr>
+          <w:id w:val="197290637"/>
+          <w:placeholder>
+            <w:docPart w:val="550223DEF074411AA898011FEE2F8602"/>
+          </w:placeholder>
+          <w:showingPlcHdr/>
+          <w15:appearance w15:val="hidden"/>
+        </w:sdtPr>
+        <w:sdtContent>
+          <w:r>
+            <w:t>In attendance</w:t>
+          </w:r>
+        </w:sdtContent>
+      </w:sdt>
+    </w:p>
+    <w:p>
+      <w:r>
+        <w:t>Konstantin Pozdniakov, Yaseen Barlas, Viktor Vasilchin, Zaina Meraj, Sukhmanvir Atwal, Jagdish Vaghela</w:t>
+      </w:r>
+      <w:r>
+        <w:t>, Rizwan Hussen</w:t>
+      </w:r>
+    </w:p>
+    <w:p>
+      <w:pPr>
+        <w:pStyle w:val="Heading2"/>
+      </w:pPr>
+      <w:r>
+        <w:t>Duration</w:t>
+      </w:r>
+    </w:p>
+    <w:p>
+      <w:r>
+        <w:t>20 Minutes</w:t>
+      </w:r>
+    </w:p>
+    <w:p>
+      <w:pPr>
+        <w:pStyle w:val="Heading2"/>
+      </w:pPr>
+      <w:r>
+        <w:t>Discussed</w:t>
+      </w:r>
+    </w:p>
+    <w:p>
+      <w:pPr>
+        <w:numPr>
+          <w:ilvl w:val="0"/>
+          <w:numId w:val="12"/>
+        </w:numPr>
+      </w:pPr>
+      <w:r>
+        <w:t>Mentioned we had submitted the deliverable</w:t>
+      </w:r>
+    </w:p>
+    <w:p>
+      <w:pPr>
+        <w:numPr>
+          <w:ilvl w:val="0"/>
+          <w:numId w:val="12"/>
+        </w:numPr>
+      </w:pPr>
+      <w:r>
+        <w:t xml:space="preserve">Mentioned we added Consultant to </w:t>
+      </w:r>
+      <w:proofErr w:type="spellStart"/>
+      <w:r>
+        <w:t>Github</w:t>
+      </w:r>
+      <w:proofErr w:type="spellEnd"/>
+    </w:p>
+    <w:p>
+      <w:pPr>
+        <w:pStyle w:val="Heading2"/>
+      </w:pPr>
+      <w:sdt>
+        <w:sdtPr>
+          <w:id w:val="-66350738"/>
+          <w:placeholder>
+            <w:docPart w:val="22A37CD3953B43F79AB2918C89077437"/>
+          </w:placeholder>
+          <w:showingPlcHdr/>
+          <w15:appearance w15:val="hidden"/>
+        </w:sdtPr>
+        <w:sdtContent>
+          <w:r>
+            <w:t>Next meeting</w:t>
+          </w:r>
+        </w:sdtContent>
+      </w:sdt>
+      <w:r>
+        <w:t xml:space="preserve"> </w:t>
+      </w:r>
+    </w:p>
+    <w:p>
+      <w:r>
+        <w:t>TBD post reading week</w:t>
+      </w:r>
+    </w:p>
     <w:p/>
     <w:p/>
     <w:p/>
@@ -27253,6 +27684,162 @@
         </w:p>
       </w:docPartBody>
     </w:docPart>
+    <w:docPart>
+      <w:docPartPr>
+        <w:name w:val="E8F17BD83E8043C4886290446B760429"/>
+        <w:category>
+          <w:name w:val="General"/>
+          <w:gallery w:val="placeholder"/>
+        </w:category>
+        <w:types>
+          <w:type w:val="bbPlcHdr"/>
+        </w:types>
+        <w:behaviors>
+          <w:behavior w:val="content"/>
+        </w:behaviors>
+        <w:guid w:val="{257EDB0F-F4AC-4C00-9115-48354260D4E0}"/>
+      </w:docPartPr>
+      <w:docPartBody>
+        <w:p>
+          <w:pPr>
+            <w:pStyle w:val="E8F17BD83E8043C4886290446B760429"/>
+          </w:pPr>
+          <w:r>
+            <w:t>Minutes</w:t>
+          </w:r>
+        </w:p>
+      </w:docPartBody>
+    </w:docPart>
+    <w:docPart>
+      <w:docPartPr>
+        <w:name w:val="8A72E273DD25475189078123946DAF67"/>
+        <w:category>
+          <w:name w:val="General"/>
+          <w:gallery w:val="placeholder"/>
+        </w:category>
+        <w:types>
+          <w:type w:val="bbPlcHdr"/>
+        </w:types>
+        <w:behaviors>
+          <w:behavior w:val="content"/>
+        </w:behaviors>
+        <w:guid w:val="{28F64FD0-55EF-4D39-9581-FBE3596A6F1A}"/>
+      </w:docPartPr>
+      <w:docPartBody>
+        <w:p>
+          <w:pPr>
+            <w:pStyle w:val="8A72E273DD25475189078123946DAF67"/>
+          </w:pPr>
+          <w:r>
+            <w:t>Date</w:t>
+          </w:r>
+        </w:p>
+      </w:docPartBody>
+    </w:docPart>
+    <w:docPart>
+      <w:docPartPr>
+        <w:name w:val="D4487045F2BE430AB72E8412416C677A"/>
+        <w:category>
+          <w:name w:val="General"/>
+          <w:gallery w:val="placeholder"/>
+        </w:category>
+        <w:types>
+          <w:type w:val="bbPlcHdr"/>
+        </w:types>
+        <w:behaviors>
+          <w:behavior w:val="content"/>
+        </w:behaviors>
+        <w:guid w:val="{272210DB-9B86-4A51-B505-7E5F41546DD8}"/>
+      </w:docPartPr>
+      <w:docPartBody>
+        <w:p>
+          <w:pPr>
+            <w:pStyle w:val="D4487045F2BE430AB72E8412416C677A"/>
+          </w:pPr>
+          <w:r>
+            <w:t>Time</w:t>
+          </w:r>
+        </w:p>
+      </w:docPartBody>
+    </w:docPart>
+    <w:docPart>
+      <w:docPartPr>
+        <w:name w:val="CD74672369624B27B3685A4F5A786DC8"/>
+        <w:category>
+          <w:name w:val="General"/>
+          <w:gallery w:val="placeholder"/>
+        </w:category>
+        <w:types>
+          <w:type w:val="bbPlcHdr"/>
+        </w:types>
+        <w:behaviors>
+          <w:behavior w:val="content"/>
+        </w:behaviors>
+        <w:guid w:val="{FF77C80B-D244-4438-B689-68E628A28C14}"/>
+      </w:docPartPr>
+      <w:docPartBody>
+        <w:p>
+          <w:pPr>
+            <w:pStyle w:val="CD74672369624B27B3685A4F5A786DC8"/>
+          </w:pPr>
+          <w:r>
+            <w:t>Meeting called to order by</w:t>
+          </w:r>
+        </w:p>
+      </w:docPartBody>
+    </w:docPart>
+    <w:docPart>
+      <w:docPartPr>
+        <w:name w:val="550223DEF074411AA898011FEE2F8602"/>
+        <w:category>
+          <w:name w:val="General"/>
+          <w:gallery w:val="placeholder"/>
+        </w:category>
+        <w:types>
+          <w:type w:val="bbPlcHdr"/>
+        </w:types>
+        <w:behaviors>
+          <w:behavior w:val="content"/>
+        </w:behaviors>
+        <w:guid w:val="{BC53B754-4EC8-44A5-89CC-4450F757C6E6}"/>
+      </w:docPartPr>
+      <w:docPartBody>
+        <w:p>
+          <w:pPr>
+            <w:pStyle w:val="550223DEF074411AA898011FEE2F8602"/>
+          </w:pPr>
+          <w:r>
+            <w:t>In attendance</w:t>
+          </w:r>
+        </w:p>
+      </w:docPartBody>
+    </w:docPart>
+    <w:docPart>
+      <w:docPartPr>
+        <w:name w:val="22A37CD3953B43F79AB2918C89077437"/>
+        <w:category>
+          <w:name w:val="General"/>
+          <w:gallery w:val="placeholder"/>
+        </w:category>
+        <w:types>
+          <w:type w:val="bbPlcHdr"/>
+        </w:types>
+        <w:behaviors>
+          <w:behavior w:val="content"/>
+        </w:behaviors>
+        <w:guid w:val="{699A1807-13FF-43E9-9ECE-DBC5A2C5737A}"/>
+      </w:docPartPr>
+      <w:docPartBody>
+        <w:p>
+          <w:pPr>
+            <w:pStyle w:val="22A37CD3953B43F79AB2918C89077437"/>
+          </w:pPr>
+          <w:r>
+            <w:t>Next meeting</w:t>
+          </w:r>
+        </w:p>
+      </w:docPartBody>
+    </w:docPart>
   </w:docParts>
 </w:glossaryDocument>
 </file>
@@ -27339,17 +27926,17 @@
   </w:font>
   <w:font w:name="Microsoft YaHei">
     <w:panose1 w:val="020B0503020204020204"/>
-    <w:charset w:val="00"/>
-    <w:family w:val="roman"/>
-    <w:notTrueType/>
-    <w:pitch w:val="default"/>
+    <w:charset w:val="86"/>
+    <w:family w:val="swiss"/>
+    <w:pitch w:val="variable"/>
+    <w:sig w:usb0="80000287" w:usb1="2ACF3C50" w:usb2="00000016" w:usb3="00000000" w:csb0="0004001F" w:csb1="00000000"/>
   </w:font>
   <w:font w:name="Lucida Sans">
     <w:panose1 w:val="020B0602030504020204"/>
     <w:charset w:val="00"/>
-    <w:family w:val="roman"/>
-    <w:notTrueType/>
-    <w:pitch w:val="default"/>
+    <w:family w:val="swiss"/>
+    <w:pitch w:val="variable"/>
+    <w:sig w:usb0="00000003" w:usb1="00000000" w:usb2="00000000" w:usb3="00000000" w:csb0="00000001" w:csb1="00000000"/>
   </w:font>
   <w:font w:name="JetBrains Mono Light">
     <w:panose1 w:val="02000009000000000000"/>
@@ -27515,6 +28102,9 @@
     <w:rsid w:val="00224732"/>
     <w:rsid w:val="006255DB"/>
     <w:rsid w:val="00712E03"/>
+    <w:rsid w:val="009246E8"/>
+    <w:rsid w:val="00A207AE"/>
+    <w:rsid w:val="00AB4812"/>
     <w:rsid w:val="00AE387E"/>
     <w:rsid w:val="00B11619"/>
     <w:rsid w:val="00B3489F"/>
@@ -27973,9 +28563,9 @@
   <w:style w:type="paragraph" w:customStyle="1" w:styleId="CCAF26F5557745ECBAF2301AD5A36534">
     <w:name w:val="CCAF26F5557745ECBAF2301AD5A36534"/>
   </w:style>
-  <w:style w:type="paragraph" w:customStyle="1" w:styleId="255EB676EAF94C4DBC9A231E54F13B5C">
-    <w:name w:val="255EB676EAF94C4DBC9A231E54F13B5C"/>
-    <w:rsid w:val="006255DB"/>
+  <w:style w:type="paragraph" w:customStyle="1" w:styleId="0E28D30613A74E66A837F4ECEDDDDCBB">
+    <w:name w:val="0E28D30613A74E66A837F4ECEDDDDCBB"/>
+    <w:rsid w:val="00AB4812"/>
     <w:rPr>
       <w:lang w:val="en-GB" w:eastAsia="en-GB"/>
     </w:rPr>
@@ -27983,9 +28573,9 @@
   <w:style w:type="paragraph" w:customStyle="1" w:styleId="105A35750FF44CD2A1329F5CBA5A9DBD">
     <w:name w:val="105A35750FF44CD2A1329F5CBA5A9DBD"/>
   </w:style>
-  <w:style w:type="paragraph" w:customStyle="1" w:styleId="8FCC32D58A0C4ADF889495DD77FD8014">
-    <w:name w:val="8FCC32D58A0C4ADF889495DD77FD8014"/>
-    <w:rsid w:val="006255DB"/>
+  <w:style w:type="paragraph" w:customStyle="1" w:styleId="F3579B1A337E4F1C9415C1E021DA8B22">
+    <w:name w:val="F3579B1A337E4F1C9415C1E021DA8B22"/>
+    <w:rsid w:val="00AB4812"/>
     <w:rPr>
       <w:lang w:val="en-GB" w:eastAsia="en-GB"/>
     </w:rPr>
@@ -27993,9 +28583,9 @@
   <w:style w:type="paragraph" w:customStyle="1" w:styleId="21B4766A03764DA5A08D416B8D72D229">
     <w:name w:val="21B4766A03764DA5A08D416B8D72D229"/>
   </w:style>
-  <w:style w:type="paragraph" w:customStyle="1" w:styleId="C9CAED6B59524469B1167F2CF6275374">
-    <w:name w:val="C9CAED6B59524469B1167F2CF6275374"/>
-    <w:rsid w:val="006255DB"/>
+  <w:style w:type="paragraph" w:customStyle="1" w:styleId="6FFAFD1A5AC34B828B306EE647C335B6">
+    <w:name w:val="6FFAFD1A5AC34B828B306EE647C335B6"/>
+    <w:rsid w:val="00AB4812"/>
     <w:rPr>
       <w:lang w:val="en-GB" w:eastAsia="en-GB"/>
     </w:rPr>
@@ -28003,9 +28593,9 @@
   <w:style w:type="paragraph" w:customStyle="1" w:styleId="3695DF22E5BE465F85346A4A6334D18B">
     <w:name w:val="3695DF22E5BE465F85346A4A6334D18B"/>
   </w:style>
-  <w:style w:type="paragraph" w:customStyle="1" w:styleId="7BEB6D80153941CF86172AD9B0EC0D8B">
-    <w:name w:val="7BEB6D80153941CF86172AD9B0EC0D8B"/>
-    <w:rsid w:val="006255DB"/>
+  <w:style w:type="paragraph" w:customStyle="1" w:styleId="3D384C5003A64C5CB3F15F24449248A9">
+    <w:name w:val="3D384C5003A64C5CB3F15F24449248A9"/>
+    <w:rsid w:val="00AB4812"/>
     <w:rPr>
       <w:lang w:val="en-GB" w:eastAsia="en-GB"/>
     </w:rPr>
@@ -28013,58 +28603,58 @@
   <w:style w:type="paragraph" w:customStyle="1" w:styleId="1662602D6A93403DA2B5E9E1C6A09216">
     <w:name w:val="1662602D6A93403DA2B5E9E1C6A09216"/>
   </w:style>
-  <w:style w:type="paragraph" w:customStyle="1" w:styleId="76371974EDC44BDCAD22501E7A636340">
-    <w:name w:val="76371974EDC44BDCAD22501E7A636340"/>
-    <w:rsid w:val="006255DB"/>
+  <w:style w:type="paragraph" w:customStyle="1" w:styleId="9A3B74AEF2A64E859B0BCF2214864BBC">
+    <w:name w:val="9A3B74AEF2A64E859B0BCF2214864BBC"/>
+    <w:rsid w:val="00AB4812"/>
     <w:rPr>
       <w:lang w:val="en-GB" w:eastAsia="en-GB"/>
     </w:rPr>
   </w:style>
-  <w:style w:type="paragraph" w:customStyle="1" w:styleId="BEE79601CC364585A2C4E26FE83FCA6A">
-    <w:name w:val="BEE79601CC364585A2C4E26FE83FCA6A"/>
-    <w:rsid w:val="006255DB"/>
+  <w:style w:type="paragraph" w:customStyle="1" w:styleId="2E54CF1AF08849EE84C789AA8B7EE9B2">
+    <w:name w:val="2E54CF1AF08849EE84C789AA8B7EE9B2"/>
+    <w:rsid w:val="00AB4812"/>
     <w:rPr>
       <w:lang w:val="en-GB" w:eastAsia="en-GB"/>
     </w:rPr>
   </w:style>
-  <w:style w:type="paragraph" w:customStyle="1" w:styleId="845397AFA556492CA32E77719E1FFDE6">
-    <w:name w:val="845397AFA556492CA32E77719E1FFDE6"/>
-    <w:rsid w:val="006255DB"/>
+  <w:style w:type="paragraph" w:customStyle="1" w:styleId="E8F17BD83E8043C4886290446B760429">
+    <w:name w:val="E8F17BD83E8043C4886290446B760429"/>
+    <w:rsid w:val="00AB4812"/>
     <w:rPr>
       <w:lang w:val="en-GB" w:eastAsia="en-GB"/>
     </w:rPr>
   </w:style>
-  <w:style w:type="paragraph" w:customStyle="1" w:styleId="AB344413BCB74E28873B5E7C7E879155">
-    <w:name w:val="AB344413BCB74E28873B5E7C7E879155"/>
-    <w:rsid w:val="006255DB"/>
+  <w:style w:type="paragraph" w:customStyle="1" w:styleId="8A72E273DD25475189078123946DAF67">
+    <w:name w:val="8A72E273DD25475189078123946DAF67"/>
+    <w:rsid w:val="00AB4812"/>
     <w:rPr>
       <w:lang w:val="en-GB" w:eastAsia="en-GB"/>
     </w:rPr>
   </w:style>
-  <w:style w:type="paragraph" w:customStyle="1" w:styleId="3EEA9C061F424F9FA67F7220451E80CA">
-    <w:name w:val="3EEA9C061F424F9FA67F7220451E80CA"/>
-    <w:rsid w:val="006255DB"/>
+  <w:style w:type="paragraph" w:customStyle="1" w:styleId="D4487045F2BE430AB72E8412416C677A">
+    <w:name w:val="D4487045F2BE430AB72E8412416C677A"/>
+    <w:rsid w:val="00AB4812"/>
     <w:rPr>
       <w:lang w:val="en-GB" w:eastAsia="en-GB"/>
     </w:rPr>
   </w:style>
-  <w:style w:type="paragraph" w:customStyle="1" w:styleId="B20FD20B1A6F41A9AB278BDCE74AFC41">
-    <w:name w:val="B20FD20B1A6F41A9AB278BDCE74AFC41"/>
-    <w:rsid w:val="006255DB"/>
+  <w:style w:type="paragraph" w:customStyle="1" w:styleId="CD74672369624B27B3685A4F5A786DC8">
+    <w:name w:val="CD74672369624B27B3685A4F5A786DC8"/>
+    <w:rsid w:val="00AB4812"/>
     <w:rPr>
       <w:lang w:val="en-GB" w:eastAsia="en-GB"/>
     </w:rPr>
   </w:style>
-  <w:style w:type="paragraph" w:customStyle="1" w:styleId="EDBBFB3BAA304848BC6A5A9286A1D78E">
-    <w:name w:val="EDBBFB3BAA304848BC6A5A9286A1D78E"/>
-    <w:rsid w:val="006255DB"/>
+  <w:style w:type="paragraph" w:customStyle="1" w:styleId="550223DEF074411AA898011FEE2F8602">
+    <w:name w:val="550223DEF074411AA898011FEE2F8602"/>
+    <w:rsid w:val="00AB4812"/>
     <w:rPr>
       <w:lang w:val="en-GB" w:eastAsia="en-GB"/>
     </w:rPr>
   </w:style>
-  <w:style w:type="paragraph" w:customStyle="1" w:styleId="627C740757B74A36ADFBC4E53622422E">
-    <w:name w:val="627C740757B74A36ADFBC4E53622422E"/>
-    <w:rsid w:val="006255DB"/>
+  <w:style w:type="paragraph" w:customStyle="1" w:styleId="22A37CD3953B43F79AB2918C89077437">
+    <w:name w:val="22A37CD3953B43F79AB2918C89077437"/>
+    <w:rsid w:val="00AB4812"/>
     <w:rPr>
       <w:lang w:val="en-GB" w:eastAsia="en-GB"/>
     </w:rPr>
@@ -28292,6 +28882,39 @@
 </file>
 
 <file path=customXml/item1.xml><?xml version="1.0" encoding="utf-8"?>
+<b:Sources xmlns:b="http://schemas.openxmlformats.org/officeDocument/2006/bibliography" xmlns="http://schemas.openxmlformats.org/officeDocument/2006/bibliography" SelectedStyle="\APASixthEditionOfficeOnline.xsl" StyleName="APA" Version="6"/>
+</file>
+
+<file path=customXml/item2.xml><?xml version="1.0" encoding="utf-8"?>
+<p:properties xmlns:p="http://schemas.microsoft.com/office/2006/metadata/properties" xmlns:xsi="http://www.w3.org/2001/XMLSchema-instance" xmlns:pc="http://schemas.microsoft.com/office/infopath/2007/PartnerControls">
+  <documentManagement>
+    <_ip_UnifiedCompliancePolicyUIAction xmlns="http://schemas.microsoft.com/sharepoint/v3" xsi:nil="true"/>
+    <Image xmlns="71af3243-3dd4-4a8d-8c0d-dd76da1f02a5">
+      <Url xsi:nil="true"/>
+      <Description xsi:nil="true"/>
+    </Image>
+    <Status xmlns="71af3243-3dd4-4a8d-8c0d-dd76da1f02a5">Not started</Status>
+    <Background xmlns="71af3243-3dd4-4a8d-8c0d-dd76da1f02a5">false</Background>
+    <_ip_UnifiedCompliancePolicyProperties xmlns="http://schemas.microsoft.com/sharepoint/v3" xsi:nil="true"/>
+    <ImageTagsTaxHTField xmlns="71af3243-3dd4-4a8d-8c0d-dd76da1f02a5">
+      <Terms xmlns="http://schemas.microsoft.com/office/infopath/2007/PartnerControls"/>
+    </ImageTagsTaxHTField>
+    <TaxCatchAll xmlns="230e9df3-be65-4c73-a93b-d1236ebd677e" xsi:nil="true"/>
+    <MediaServiceKeyPoints xmlns="71af3243-3dd4-4a8d-8c0d-dd76da1f02a5" xsi:nil="true"/>
+  </documentManagement>
+</p:properties>
+</file>
+
+<file path=customXml/item3.xml><?xml version="1.0" encoding="utf-8"?>
+<?mso-contentType ?>
+<FormTemplates xmlns="http://schemas.microsoft.com/sharepoint/v3/contenttype/forms">
+  <Display>DocumentLibraryForm</Display>
+  <Edit>DocumentLibraryForm</Edit>
+  <New>DocumentLibraryForm</New>
+</FormTemplates>
+</file>
+
+<file path=customXml/item4.xml><?xml version="1.0" encoding="utf-8"?>
 <ct:contentTypeSchema xmlns:ct="http://schemas.microsoft.com/office/2006/metadata/contentType" xmlns:ma="http://schemas.microsoft.com/office/2006/metadata/properties/metaAttributes" ct:_="" ma:_="" ma:contentTypeName="Document" ma:contentTypeID="0x01010079F111ED35F8CC479449609E8A0923A6" ma:contentTypeVersion="26" ma:contentTypeDescription="Create a new document." ma:contentTypeScope="" ma:versionID="ac37c1753acd5e330d2062ccec26ea66">
   <xsd:schema xmlns:xsd="http://www.w3.org/2001/XMLSchema" xmlns:xs="http://www.w3.org/2001/XMLSchema" xmlns:p="http://schemas.microsoft.com/office/2006/metadata/properties" xmlns:ns1="http://schemas.microsoft.com/sharepoint/v3" xmlns:ns2="71af3243-3dd4-4a8d-8c0d-dd76da1f02a5" xmlns:ns3="16c05727-aa75-4e4a-9b5f-8a80a1165891" xmlns:ns4="230e9df3-be65-4c73-a93b-d1236ebd677e" targetNamespace="http://schemas.microsoft.com/office/2006/metadata/properties" ma:root="true" ma:fieldsID="3b340c7101c92c5120abd06486f94548" ns1:_="" ns2:_="" ns3:_="" ns4:_="">
     <xsd:import namespace="http://schemas.microsoft.com/sharepoint/v3"/>
@@ -28591,40 +29214,35 @@
 </ct:contentTypeSchema>
 </file>
 
-<file path=customXml/item2.xml><?xml version="1.0" encoding="utf-8"?>
-<?mso-contentType ?>
-<FormTemplates xmlns="http://schemas.microsoft.com/sharepoint/v3/contenttype/forms">
-  <Display>DocumentLibraryForm</Display>
-  <Edit>DocumentLibraryForm</Edit>
-  <New>DocumentLibraryForm</New>
-</FormTemplates>
+<file path=customXml/itemProps1.xml><?xml version="1.0" encoding="utf-8"?>
+<ds:datastoreItem xmlns:ds="http://schemas.openxmlformats.org/officeDocument/2006/customXml" ds:itemID="{FE1DB284-C493-46E3-A47D-EE83C460D9EE}">
+  <ds:schemaRefs>
+    <ds:schemaRef ds:uri="http://schemas.openxmlformats.org/officeDocument/2006/bibliography"/>
+  </ds:schemaRefs>
+</ds:datastoreItem>
 </file>
 
-<file path=customXml/item3.xml><?xml version="1.0" encoding="utf-8"?>
-<p:properties xmlns:p="http://schemas.microsoft.com/office/2006/metadata/properties" xmlns:xsi="http://www.w3.org/2001/XMLSchema-instance" xmlns:pc="http://schemas.microsoft.com/office/infopath/2007/PartnerControls">
-  <documentManagement>
-    <_ip_UnifiedCompliancePolicyUIAction xmlns="http://schemas.microsoft.com/sharepoint/v3" xsi:nil="true"/>
-    <Image xmlns="71af3243-3dd4-4a8d-8c0d-dd76da1f02a5">
-      <Url xsi:nil="true"/>
-      <Description xsi:nil="true"/>
-    </Image>
-    <Status xmlns="71af3243-3dd4-4a8d-8c0d-dd76da1f02a5">Not started</Status>
-    <Background xmlns="71af3243-3dd4-4a8d-8c0d-dd76da1f02a5">false</Background>
-    <_ip_UnifiedCompliancePolicyProperties xmlns="http://schemas.microsoft.com/sharepoint/v3" xsi:nil="true"/>
-    <ImageTagsTaxHTField xmlns="71af3243-3dd4-4a8d-8c0d-dd76da1f02a5">
-      <Terms xmlns="http://schemas.microsoft.com/office/infopath/2007/PartnerControls"/>
-    </ImageTagsTaxHTField>
-    <TaxCatchAll xmlns="230e9df3-be65-4c73-a93b-d1236ebd677e" xsi:nil="true"/>
-    <MediaServiceKeyPoints xmlns="71af3243-3dd4-4a8d-8c0d-dd76da1f02a5" xsi:nil="true"/>
-  </documentManagement>
-</p:properties>
+<file path=customXml/itemProps2.xml><?xml version="1.0" encoding="utf-8"?>
+<ds:datastoreItem xmlns:ds="http://schemas.openxmlformats.org/officeDocument/2006/customXml" ds:itemID="{246D8670-451A-464E-A64D-AF88C00BD449}">
+  <ds:schemaRefs>
+    <ds:schemaRef ds:uri="http://schemas.microsoft.com/office/2006/metadata/properties"/>
+    <ds:schemaRef ds:uri="http://schemas.microsoft.com/office/infopath/2007/PartnerControls"/>
+    <ds:schemaRef ds:uri="http://schemas.microsoft.com/sharepoint/v3"/>
+    <ds:schemaRef ds:uri="71af3243-3dd4-4a8d-8c0d-dd76da1f02a5"/>
+    <ds:schemaRef ds:uri="230e9df3-be65-4c73-a93b-d1236ebd677e"/>
+  </ds:schemaRefs>
+</ds:datastoreItem>
 </file>
 
-<file path=customXml/item4.xml><?xml version="1.0" encoding="utf-8"?>
-<b:Sources xmlns:b="http://schemas.openxmlformats.org/officeDocument/2006/bibliography" xmlns="http://schemas.openxmlformats.org/officeDocument/2006/bibliography" SelectedStyle="\APASixthEditionOfficeOnline.xsl" StyleName="APA" Version="6"/>
+<file path=customXml/itemProps3.xml><?xml version="1.0" encoding="utf-8"?>
+<ds:datastoreItem xmlns:ds="http://schemas.openxmlformats.org/officeDocument/2006/customXml" ds:itemID="{8B7E6206-F990-47C2-B521-D483779F1CBD}">
+  <ds:schemaRefs>
+    <ds:schemaRef ds:uri="http://schemas.microsoft.com/sharepoint/v3/contenttype/forms"/>
+  </ds:schemaRefs>
+</ds:datastoreItem>
 </file>
 
-<file path=customXml/itemProps1.xml><?xml version="1.0" encoding="utf-8"?>
+<file path=customXml/itemProps4.xml><?xml version="1.0" encoding="utf-8"?>
 <ds:datastoreItem xmlns:ds="http://schemas.openxmlformats.org/officeDocument/2006/customXml" ds:itemID="{6818A6ED-9842-4C08-ADA8-03222138BF9F}">
   <ds:schemaRefs>
     <ds:schemaRef ds:uri="http://schemas.microsoft.com/office/2006/metadata/contentType"/>
@@ -28643,32 +29261,4 @@
     <ds:schemaRef ds:uri="http://schemas.microsoft.com/internal/obd"/>
   </ds:schemaRefs>
 </ds:datastoreItem>
-</file>
-
-<file path=customXml/itemProps2.xml><?xml version="1.0" encoding="utf-8"?>
-<ds:datastoreItem xmlns:ds="http://schemas.openxmlformats.org/officeDocument/2006/customXml" ds:itemID="{8B7E6206-F990-47C2-B521-D483779F1CBD}">
-  <ds:schemaRefs>
-    <ds:schemaRef ds:uri="http://schemas.microsoft.com/sharepoint/v3/contenttype/forms"/>
-  </ds:schemaRefs>
-</ds:datastoreItem>
-</file>
-
-<file path=customXml/itemProps3.xml><?xml version="1.0" encoding="utf-8"?>
-<ds:datastoreItem xmlns:ds="http://schemas.openxmlformats.org/officeDocument/2006/customXml" ds:itemID="{246D8670-451A-464E-A64D-AF88C00BD449}">
-  <ds:schemaRefs>
-    <ds:schemaRef ds:uri="http://schemas.microsoft.com/office/2006/metadata/properties"/>
-    <ds:schemaRef ds:uri="http://schemas.microsoft.com/office/infopath/2007/PartnerControls"/>
-    <ds:schemaRef ds:uri="http://schemas.microsoft.com/sharepoint/v3"/>
-    <ds:schemaRef ds:uri="71af3243-3dd4-4a8d-8c0d-dd76da1f02a5"/>
-    <ds:schemaRef ds:uri="230e9df3-be65-4c73-a93b-d1236ebd677e"/>
-  </ds:schemaRefs>
-</ds:datastoreItem>
-</file>
-
-<file path=customXml/itemProps4.xml><?xml version="1.0" encoding="utf-8"?>
-<ds:datastoreItem xmlns:ds="http://schemas.openxmlformats.org/officeDocument/2006/customXml" ds:itemID="{FE1DB284-C493-46E3-A47D-EE83C460D9EE}">
-  <ds:schemaRefs>
-    <ds:schemaRef ds:uri="http://schemas.openxmlformats.org/officeDocument/2006/bibliography"/>
-  </ds:schemaRefs>
-</ds:datastoreItem>
 </file>